--- a/public/templates/hotel_voucher_tpl.docx
+++ b/public/templates/hotel_voucher_tpl.docx
@@ -1,6 +1,6 @@
 
 <file path=word/document.xml><?xml version="1.0" encoding="utf-8"?>
-<w:document xmlns:wpc="http://schemas.microsoft.com/office/word/2010/wordprocessingCanvas" xmlns:mc="http://schemas.openxmlformats.org/markup-compatibility/2006" xmlns:o="urn:schemas-microsoft-com:office:office" xmlns:r="http://schemas.openxmlformats.org/officeDocument/2006/relationships" xmlns:m="http://schemas.openxmlformats.org/officeDocument/2006/math" xmlns:v="urn:schemas-microsoft-com:vml" xmlns:wp14="http://schemas.microsoft.com/office/word/2010/wordprocessingDrawing" xmlns:wp="http://schemas.openxmlformats.org/drawingml/2006/wordprocessingDrawing" xmlns:w10="urn:schemas-microsoft-com:office:word" xmlns:w="http://schemas.openxmlformats.org/wordprocessingml/2006/main" xmlns:w14="http://schemas.microsoft.com/office/word/2010/wordml" xmlns:w15="http://schemas.microsoft.com/office/word/2012/wordml" xmlns:wpg="http://schemas.microsoft.com/office/word/2010/wordprocessingGroup" xmlns:wpi="http://schemas.microsoft.com/office/word/2010/wordprocessingInk" xmlns:wne="http://schemas.microsoft.com/office/word/2006/wordml" xmlns:wps="http://schemas.microsoft.com/office/word/2010/wordprocessingShape" mc:Ignorable="w14 w15 wp14">
+<w:document xmlns:wpc="http://schemas.microsoft.com/office/word/2010/wordprocessingCanvas" xmlns:cx="http://schemas.microsoft.com/office/drawing/2014/chartex" xmlns:cx1="http://schemas.microsoft.com/office/drawing/2015/9/8/chartex" xmlns:cx2="http://schemas.microsoft.com/office/drawing/2015/10/21/chartex" xmlns:cx3="http://schemas.microsoft.com/office/drawing/2016/5/9/chartex" xmlns:cx4="http://schemas.microsoft.com/office/drawing/2016/5/10/chartex" xmlns:cx5="http://schemas.microsoft.com/office/drawing/2016/5/11/chartex" xmlns:cx6="http://schemas.microsoft.com/office/drawing/2016/5/12/chartex" xmlns:cx7="http://schemas.microsoft.com/office/drawing/2016/5/13/chartex" xmlns:cx8="http://schemas.microsoft.com/office/drawing/2016/5/14/chartex" xmlns:mc="http://schemas.openxmlformats.org/markup-compatibility/2006" xmlns:aink="http://schemas.microsoft.com/office/drawing/2016/ink" xmlns:am3d="http://schemas.microsoft.com/office/drawing/2017/model3d" xmlns:o="urn:schemas-microsoft-com:office:office" xmlns:oel="http://schemas.microsoft.com/office/2019/extlst" xmlns:r="http://schemas.openxmlformats.org/officeDocument/2006/relationships" xmlns:m="http://schemas.openxmlformats.org/officeDocument/2006/math" xmlns:v="urn:schemas-microsoft-com:vml" xmlns:wp14="http://schemas.microsoft.com/office/word/2010/wordprocessingDrawing" xmlns:wp="http://schemas.openxmlformats.org/drawingml/2006/wordprocessingDrawing" xmlns:w10="urn:schemas-microsoft-com:office:word" xmlns:w="http://schemas.openxmlformats.org/wordprocessingml/2006/main" xmlns:w14="http://schemas.microsoft.com/office/word/2010/wordml" xmlns:w15="http://schemas.microsoft.com/office/word/2012/wordml" xmlns:w16cex="http://schemas.microsoft.com/office/word/2018/wordml/cex" xmlns:w16cid="http://schemas.microsoft.com/office/word/2016/wordml/cid" xmlns:w16="http://schemas.microsoft.com/office/word/2018/wordml" xmlns:w16du="http://schemas.microsoft.com/office/word/2023/wordml/word16du" xmlns:w16sdtdh="http://schemas.microsoft.com/office/word/2020/wordml/sdtdatahash" xmlns:w16sdtfl="http://schemas.microsoft.com/office/word/2024/wordml/sdtformatlock" xmlns:w16se="http://schemas.microsoft.com/office/word/2015/wordml/symex" xmlns:wpg="http://schemas.microsoft.com/office/word/2010/wordprocessingGroup" xmlns:wpi="http://schemas.microsoft.com/office/word/2010/wordprocessingInk" xmlns:wne="http://schemas.microsoft.com/office/word/2006/wordml" xmlns:wps="http://schemas.microsoft.com/office/word/2010/wordprocessingShape" mc:Ignorable="w14 w15 w16se w16cid w16 w16cex w16sdtdh w16sdtfl w16du wp14">
   <w:body>
     <w:p>
       <w:pPr>
@@ -135,7 +135,7 @@
               </wp:inline>
             </w:drawing>
           </mc:Choice>
-          <mc:Fallback xmlns:cx="http://schemas.microsoft.com/office/drawing/2014/chartex" xmlns:cx1="http://schemas.microsoft.com/office/drawing/2015/9/8/chartex" xmlns:cx2="http://schemas.microsoft.com/office/drawing/2015/10/21/chartex" xmlns:cx3="http://schemas.microsoft.com/office/drawing/2016/5/9/chartex" xmlns:cx4="http://schemas.microsoft.com/office/drawing/2016/5/10/chartex" xmlns:cx5="http://schemas.microsoft.com/office/drawing/2016/5/11/chartex" xmlns:cx6="http://schemas.microsoft.com/office/drawing/2016/5/12/chartex" xmlns:cx7="http://schemas.microsoft.com/office/drawing/2016/5/13/chartex" xmlns:cx8="http://schemas.microsoft.com/office/drawing/2016/5/14/chartex" xmlns:aink="http://schemas.microsoft.com/office/drawing/2016/ink" xmlns:am3d="http://schemas.microsoft.com/office/drawing/2017/model3d" xmlns:oel="http://schemas.microsoft.com/office/2019/extlst" xmlns:w16cex="http://schemas.microsoft.com/office/word/2018/wordml/cex" xmlns:w16cid="http://schemas.microsoft.com/office/word/2016/wordml/cid" xmlns:w16="http://schemas.microsoft.com/office/word/2018/wordml" xmlns:w16sdtdh="http://schemas.microsoft.com/office/word/2020/wordml/sdtdatahash" xmlns:w16se="http://schemas.microsoft.com/office/word/2015/wordml/symex">
+          <mc:Fallback>
             <w:pict>
               <v:group w14:anchorId="7CA6E1EF" id="Group 18" o:spid="_x0000_s1026" style="width:241.95pt;height:7.8pt;mso-position-horizontal-relative:char;mso-position-vertical-relative:line" coordsize="4839,156" o:gfxdata="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">
                 <v:group id="Group 19" o:spid="_x0000_s1027" style="position:absolute;left:78;top:78;width:4683;height:2" coordorigin="78,78" coordsize="4683,2" o:gfxdata="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">
@@ -164,46 +164,81 @@
       <w:pPr>
         <w:ind w:left="497"/>
         <w:rPr>
-          <w:rFonts w:ascii="Arial"/>
-          <w:b/>
-          <w:color w:val="333333"/>
-          <w:spacing w:val="-2"/>
-          <w:sz w:val="14"/>
-          <w:szCs w:val="14"/>
-        </w:rPr>
-      </w:pPr>
-      <w:r>
-        <w:rPr>
           <w:rFonts w:ascii="Times New Roman" w:eastAsia="Times New Roman" w:hAnsi="Times New Roman" w:cs="Times New Roman"/>
           <w:noProof/>
           <w:sz w:val="20"/>
           <w:szCs w:val="20"/>
         </w:rPr>
-        <w:pict>
-          <v:shapetype id="_x0000_t75" coordsize="21600,21600" o:spt="75" o:preferrelative="t" path="m@4@5l@4@11@9@11@9@5xe" filled="f" stroked="f">
-            <v:stroke joinstyle="miter"/>
-            <v:formulas>
-              <v:f eqn="if lineDrawn pixelLineWidth 0"/>
-              <v:f eqn="sum @0 1 0"/>
-              <v:f eqn="sum 0 0 @1"/>
-              <v:f eqn="prod @2 1 2"/>
-              <v:f eqn="prod @3 21600 pixelWidth"/>
-              <v:f eqn="prod @3 21600 pixelHeight"/>
-              <v:f eqn="sum @0 0 1"/>
-              <v:f eqn="prod @6 1 2"/>
-              <v:f eqn="prod @7 21600 pixelWidth"/>
-              <v:f eqn="sum @8 21600 0"/>
-              <v:f eqn="prod @7 21600 pixelHeight"/>
-              <v:f eqn="sum @10 21600 0"/>
-            </v:formulas>
-            <v:path o:extrusionok="f" gradientshapeok="t" o:connecttype="rect"/>
-            <o:lock v:ext="edit" aspectratio="t"/>
-          </v:shapetype>
-          <v:shape id="_x0000_i1025" type="#_x0000_t75" style="width:251.4pt;height:113.4pt">
-            <v:imagedata r:id="rId6" o:title="LOGO" croptop="14403f" cropbottom="21589f"/>
-          </v:shape>
-        </w:pict>
-      </w:r>
+      </w:pPr>
+      <w:r>
+        <w:rPr>
+          <w:rFonts w:ascii="Times New Roman" w:eastAsia="Times New Roman" w:hAnsi="Times New Roman" w:cs="Times New Roman"/>
+          <w:noProof/>
+          <w:sz w:val="20"/>
+          <w:szCs w:val="20"/>
+        </w:rPr>
+        <w:drawing>
+          <wp:inline distT="0" distB="0" distL="0" distR="0" wp14:anchorId="763650F1" wp14:editId="09A797C4">
+            <wp:extent cx="6438900" cy="1200785"/>
+            <wp:effectExtent l="0" t="0" r="0" b="0"/>
+            <wp:docPr id="34789048" name="Picture 9"/>
+            <wp:cNvGraphicFramePr>
+              <a:graphicFrameLocks xmlns:a="http://schemas.openxmlformats.org/drawingml/2006/main" noChangeAspect="1"/>
+            </wp:cNvGraphicFramePr>
+            <a:graphic xmlns:a="http://schemas.openxmlformats.org/drawingml/2006/main">
+              <a:graphicData uri="http://schemas.openxmlformats.org/drawingml/2006/picture">
+                <pic:pic xmlns:pic="http://schemas.openxmlformats.org/drawingml/2006/picture">
+                  <pic:nvPicPr>
+                    <pic:cNvPr id="0" name="Picture 3"/>
+                    <pic:cNvPicPr>
+                      <a:picLocks noChangeAspect="1" noChangeArrowheads="1"/>
+                    </pic:cNvPicPr>
+                  </pic:nvPicPr>
+                  <pic:blipFill>
+                    <a:blip r:embed="rId6" cstate="print">
+                      <a:extLst>
+                        <a:ext uri="{28A0092B-C50C-407E-A947-70E740481C1C}">
+                          <a14:useLocalDpi xmlns:a14="http://schemas.microsoft.com/office/drawing/2010/main" val="0"/>
+                        </a:ext>
+                      </a:extLst>
+                    </a:blip>
+                    <a:srcRect/>
+                    <a:stretch>
+                      <a:fillRect/>
+                    </a:stretch>
+                  </pic:blipFill>
+                  <pic:spPr bwMode="auto">
+                    <a:xfrm>
+                      <a:off x="0" y="0"/>
+                      <a:ext cx="6438900" cy="1200785"/>
+                    </a:xfrm>
+                    <a:prstGeom prst="rect">
+                      <a:avLst/>
+                    </a:prstGeom>
+                    <a:noFill/>
+                    <a:ln>
+                      <a:noFill/>
+                    </a:ln>
+                  </pic:spPr>
+                </pic:pic>
+              </a:graphicData>
+            </a:graphic>
+          </wp:inline>
+        </w:drawing>
+      </w:r>
+    </w:p>
+    <w:p>
+      <w:pPr>
+        <w:ind w:left="497"/>
+        <w:rPr>
+          <w:rFonts w:ascii="Arial"/>
+          <w:b/>
+          <w:color w:val="333333"/>
+          <w:spacing w:val="-2"/>
+          <w:sz w:val="14"/>
+          <w:szCs w:val="14"/>
+        </w:rPr>
+      </w:pPr>
     </w:p>
     <w:p>
       <w:pPr>
@@ -500,6 +535,7 @@
         </w:rPr>
         <w:t xml:space="preserve"> </w:t>
       </w:r>
+      <w:proofErr w:type="gramStart"/>
       <w:r>
         <w:rPr>
           <w:color w:val="333333"/>
@@ -525,6 +561,7 @@
         </w:rPr>
         <w:t>,Giza</w:t>
       </w:r>
+      <w:proofErr w:type="gramEnd"/>
       <w:r>
         <w:rPr>
           <w:color w:val="333333"/>
@@ -621,6 +658,7 @@
         </w:rPr>
         <w:t xml:space="preserve"> </w:t>
       </w:r>
+      <w:proofErr w:type="gramStart"/>
       <w:r>
         <w:rPr>
           <w:rFonts w:ascii="Arial"/>
@@ -652,6 +690,7 @@
         </w:rPr>
         <w:t>:</w:t>
       </w:r>
+      <w:proofErr w:type="gramEnd"/>
       <w:r>
         <w:rPr>
           <w:rFonts w:ascii="Arial"/>
@@ -685,6 +724,7 @@
           <w:szCs w:val="14"/>
         </w:rPr>
       </w:pPr>
+      <w:proofErr w:type="gramStart"/>
       <w:r>
         <w:rPr>
           <w:rFonts w:ascii="Arial"/>
@@ -694,19 +734,7 @@
           <w:sz w:val="14"/>
           <w:szCs w:val="14"/>
         </w:rPr>
-        <w:t>E-</w:t>
-      </w:r>
-      <w:proofErr w:type="gramStart"/>
-      <w:r>
-        <w:rPr>
-          <w:rFonts w:ascii="Arial"/>
-          <w:b/>
-          <w:color w:val="333333"/>
-          <w:spacing w:val="-1"/>
-          <w:sz w:val="14"/>
-          <w:szCs w:val="14"/>
-        </w:rPr>
-        <w:t>Mail</w:t>
+        <w:t>E-Mail</w:t>
       </w:r>
       <w:r>
         <w:rPr>
@@ -767,6 +795,7 @@
           <w:t xml:space="preserve"> </w:t>
         </w:r>
       </w:hyperlink>
+      <w:proofErr w:type="gramStart"/>
       <w:r>
         <w:rPr>
           <w:rFonts w:ascii="Arial"/>
@@ -799,6 +828,7 @@
         </w:rPr>
         <w:t>:</w:t>
       </w:r>
+      <w:proofErr w:type="gramEnd"/>
       <w:r>
         <w:rPr>
           <w:rFonts w:ascii="Arial"/>
@@ -892,330 +922,18 @@
           <w:u w:val="thick" w:color="333333"/>
         </w:rPr>
       </w:pPr>
-    </w:p>
-    <w:p>
-      <w:pPr>
-        <w:rPr>
-          <w:rFonts w:ascii="Ubuntu Condensed" w:eastAsia="Arial" w:hAnsi="Ubuntu Condensed" w:cs="Arial"/>
-          <w:bCs/>
-          <w:i/>
-          <w:iCs/>
-          <w:sz w:val="20"/>
-          <w:szCs w:val="20"/>
-        </w:rPr>
-        <w:sectPr>
-          <w:headerReference w:type="default" r:id="rId9"/>
-          <w:footerReference w:type="default" r:id="rId10"/>
-          <w:type w:val="continuous"/>
-          <w:pgSz w:w="12240" w:h="15840"/>
-          <w:pgMar w:top="1360" w:right="1160" w:bottom="1380" w:left="940" w:header="0" w:footer="1196" w:gutter="0"/>
-          <w:cols w:space="720"/>
-        </w:sectPr>
-      </w:pPr>
-    </w:p>
-    <w:p>
-      <w:pPr>
-        <w:spacing w:before="8"/>
-        <w:rPr>
-          <w:rFonts w:ascii="Ubuntu Condensed" w:eastAsia="Calibri" w:hAnsi="Ubuntu Condensed" w:cs="Calibri"/>
-          <w:bCs/>
-          <w:color w:val="000000" w:themeColor="text1"/>
-          <w:sz w:val="20"/>
-          <w:szCs w:val="20"/>
-          <w:lang w:val="fr-FR"/>
-        </w:rPr>
-      </w:pPr>
-    </w:p>
-    <w:p>
-      <w:pPr>
-        <w:rPr>
-          <w:b/>
-          <w:bCs/>
-          <w:color w:val="000000" w:themeColor="text1"/>
-        </w:rPr>
-      </w:pPr>
-      <w:r>
-        <w:rPr>
-          <w:b/>
-          <w:bCs/>
-          <w:color w:val="000000" w:themeColor="text1"/>
-        </w:rPr>
-        <w:t>Hotel Logo</w:t>
-      </w:r>
-      <w:proofErr w:type="gramStart"/>
-      <w:r>
-        <w:rPr>
-          <w:b/>
-          <w:bCs/>
-          <w:color w:val="000000" w:themeColor="text1"/>
-        </w:rPr>
-        <w:t>:</w:t>
-      </w:r>
-      <w:proofErr w:type="gramEnd"/>
-      <w:r>
-        <w:rPr>
-          <w:b/>
-          <w:bCs/>
-          <w:color w:val="000000" w:themeColor="text1"/>
-        </w:rPr>
-        <w:br/>
-        <w:t>Hotel Name: {hotel_name}</w:t>
-      </w:r>
-      <w:r>
-        <w:rPr>
-          <w:b/>
-          <w:bCs/>
-          <w:color w:val="000000" w:themeColor="text1"/>
-        </w:rPr>
-        <w:t xml:space="preserve"> </w:t>
-      </w:r>
-    </w:p>
-    <w:p>
-      <w:pPr>
-        <w:rPr>
-          <w:b/>
-          <w:bCs/>
-          <w:color w:val="000000" w:themeColor="text1"/>
-        </w:rPr>
-      </w:pPr>
-      <w:r>
-        <w:rPr>
-          <w:b/>
-          <w:bCs/>
-          <w:color w:val="000000" w:themeColor="text1"/>
-        </w:rPr>
-        <w:t>Hotel Address: {hotel_address}</w:t>
-      </w:r>
-      <w:bookmarkStart w:id="0" w:name="_GoBack"/>
-      <w:bookmarkEnd w:id="0"/>
-    </w:p>
-    <w:p>
-      <w:pPr>
-        <w:rPr>
-          <w:b/>
-          <w:bCs/>
-          <w:color w:val="000000" w:themeColor="text1"/>
-        </w:rPr>
-      </w:pPr>
-      <w:r>
-        <w:rPr>
-          <w:b/>
-          <w:bCs/>
-          <w:color w:val="000000" w:themeColor="text1"/>
-        </w:rPr>
-        <w:t>Tel: {hotel_tel}</w:t>
-      </w:r>
-    </w:p>
-    <w:p>
-      <w:r>
-        <w:rPr>
-          <w:b/>
-          <w:bCs/>
-          <w:color w:val="000000" w:themeColor="text1"/>
-        </w:rPr>
-        <w:t>Fax: {hotel_fax}</w:t>
-      </w:r>
-    </w:p>
-    <w:p>
-      <w:pPr>
-        <w:rPr>
-          <w:b/>
-          <w:bCs/>
-        </w:rPr>
-      </w:pPr>
-      <w:r>
-        <w:rPr>
-          <w:b/>
-          <w:bCs/>
-        </w:rPr>
-        <w:t>GUEST OR GROUP NAMES: {group_name}</w:t>
-      </w:r>
-    </w:p>
-    <w:p>
-      <w:pPr>
-        <w:rPr>
-          <w:b/>
-          <w:bCs/>
-          <w:color w:val="000000" w:themeColor="text1"/>
-        </w:rPr>
-      </w:pPr>
-      <w:r>
-        <w:rPr>
-          <w:b/>
-          <w:bCs/>
-          <w:color w:val="000000" w:themeColor="text1"/>
-        </w:rPr>
-        <w:t>NATIONALITY: {nationality}</w:t>
-      </w:r>
-    </w:p>
-    <w:p>
-      <w:pPr>
-        <w:rPr>
-          <w:b/>
-          <w:bCs/>
-          <w:color w:val="000000" w:themeColor="text1"/>
-        </w:rPr>
-      </w:pPr>
-    </w:p>
-    <w:p>
-      <w:pPr>
-        <w:rPr>
-          <w:b/>
-          <w:bCs/>
-          <w:color w:val="000000" w:themeColor="text1"/>
-        </w:rPr>
-      </w:pPr>
-    </w:p>
-    <w:p>
-      <w:pPr>
-        <w:rPr>
-          <w:b/>
-          <w:bCs/>
-          <w:color w:val="000000" w:themeColor="text1"/>
-        </w:rPr>
-      </w:pPr>
-    </w:p>
-    <w:p>
-      <w:pPr>
-        <w:ind w:hanging="7740"/>
-        <w:rPr>
-          <w:b/>
-          <w:bCs/>
-          <w:color w:val="000000" w:themeColor="text1"/>
-        </w:rPr>
-      </w:pPr>
-    </w:p>
-    <w:p>
-      <w:pPr>
-        <w:pStyle w:val="Heading5"/>
-        <w:tabs>
-          <w:tab w:val="left" w:pos="1078"/>
-        </w:tabs>
-        <w:spacing w:before="63" w:line="204" w:lineRule="exact"/>
-        <w:ind w:left="161" w:right="317"/>
-        <w:jc w:val="right"/>
-        <w:rPr>
-          <w:rFonts w:ascii="Ubuntu Condensed" w:hAnsi="Ubuntu Condensed"/>
-          <w:b w:val="0"/>
-          <w:color w:val="000000" w:themeColor="text1"/>
-          <w:spacing w:val="-1"/>
-          <w:sz w:val="20"/>
-          <w:szCs w:val="20"/>
-        </w:rPr>
-        <w:sectPr>
-          <w:type w:val="continuous"/>
-          <w:pgSz w:w="12240" w:h="15840"/>
-          <w:pgMar w:top="1360" w:right="1160" w:bottom="1380" w:left="940" w:header="720" w:footer="720" w:gutter="0"/>
-          <w:cols w:num="2" w:space="8352" w:equalWidth="0">
-            <w:col w:w="5968" w:space="1838"/>
-            <w:col w:w="2334"/>
-          </w:cols>
-        </w:sectPr>
-      </w:pPr>
-      <w:r>
-        <w:rPr>
-          <w:rFonts w:ascii="Ubuntu Condensed" w:hAnsi="Ubuntu Condensed"/>
-          <w:b w:val="0"/>
-          <w:color w:val="000000" w:themeColor="text1"/>
-          <w:spacing w:val="-1"/>
-          <w:sz w:val="20"/>
-          <w:szCs w:val="20"/>
-        </w:rPr>
-        <w:tab/>
-      </w:r>
-      <w:r>
-        <w:rPr>
-          <w:rFonts w:ascii="Ubuntu Condensed" w:hAnsi="Ubuntu Condensed"/>
-          <w:b w:val="0"/>
-          <w:color w:val="000000" w:themeColor="text1"/>
-          <w:spacing w:val="-1"/>
-          <w:sz w:val="20"/>
-          <w:szCs w:val="20"/>
-        </w:rPr>
-        <w:tab/>
-      </w:r>
-      <w:r>
-        <w:rPr>
-          <w:rFonts w:ascii="Ubuntu Condensed" w:hAnsi="Ubuntu Condensed"/>
-          <w:b w:val="0"/>
-          <w:color w:val="000000" w:themeColor="text1"/>
-          <w:spacing w:val="-1"/>
-          <w:sz w:val="20"/>
-          <w:szCs w:val="20"/>
-        </w:rPr>
-        <w:tab/>
-      </w:r>
-      <w:r>
-        <w:rPr>
-          <w:rFonts w:ascii="Ubuntu Condensed" w:hAnsi="Ubuntu Condensed"/>
-          <w:b w:val="0"/>
-          <w:color w:val="000000" w:themeColor="text1"/>
-          <w:spacing w:val="-1"/>
-          <w:sz w:val="20"/>
-          <w:szCs w:val="20"/>
-        </w:rPr>
-        <w:tab/>
-      </w:r>
-      <w:r>
-        <w:rPr>
-          <w:rFonts w:ascii="Ubuntu Condensed" w:hAnsi="Ubuntu Condensed"/>
-          <w:b w:val="0"/>
-          <w:color w:val="000000" w:themeColor="text1"/>
-          <w:spacing w:val="-1"/>
-          <w:sz w:val="20"/>
-          <w:szCs w:val="20"/>
-        </w:rPr>
-        <w:tab/>
-      </w:r>
-      <w:r>
-        <w:rPr>
-          <w:rFonts w:ascii="Ubuntu Condensed" w:hAnsi="Ubuntu Condensed"/>
-          <w:b w:val="0"/>
-          <w:color w:val="000000" w:themeColor="text1"/>
-          <w:spacing w:val="-1"/>
-          <w:sz w:val="20"/>
-          <w:szCs w:val="20"/>
-        </w:rPr>
-        <w:tab/>
-      </w:r>
-    </w:p>
-    <w:p>
-      <w:pPr>
-        <w:pStyle w:val="wordsection1"/>
-        <w:spacing w:before="0" w:beforeAutospacing="0" w:after="0" w:afterAutospacing="0"/>
-        <w:rPr>
-          <w:rFonts w:ascii="Ubuntu Condensed" w:hAnsi="Ubuntu Condensed"/>
-          <w:bCs/>
-          <w:color w:val="000000" w:themeColor="text1"/>
-          <w:position w:val="3"/>
-          <w:sz w:val="20"/>
-          <w:szCs w:val="20"/>
-        </w:rPr>
-      </w:pPr>
-    </w:p>
-    <w:p>
-      <w:pPr>
-        <w:spacing w:line="200" w:lineRule="atLeast"/>
-        <w:ind w:left="562"/>
-        <w:rPr>
-          <w:rFonts w:ascii="Ubuntu Condensed" w:eastAsia="Calibri" w:hAnsi="Ubuntu Condensed" w:cs="Calibri"/>
-          <w:bCs/>
-          <w:sz w:val="20"/>
-          <w:szCs w:val="20"/>
-        </w:rPr>
-      </w:pPr>
       <w:r>
         <w:rPr>
           <w:noProof/>
         </w:rPr>
         <w:drawing>
-          <wp:anchor distT="0" distB="0" distL="114300" distR="114300" simplePos="0" relativeHeight="251661312" behindDoc="1" locked="0" layoutInCell="1" allowOverlap="1" wp14:anchorId="674E688A" wp14:editId="460D57C4">
+          <wp:anchor distT="0" distB="0" distL="114300" distR="114300" simplePos="0" relativeHeight="251661312" behindDoc="1" locked="0" layoutInCell="1" allowOverlap="1" wp14:anchorId="674E688A" wp14:editId="16903033">
             <wp:simplePos x="0" y="0"/>
             <wp:positionH relativeFrom="column">
-              <wp:posOffset>2846070</wp:posOffset>
+              <wp:posOffset>4236720</wp:posOffset>
             </wp:positionH>
             <wp:positionV relativeFrom="paragraph">
-              <wp:posOffset>823595</wp:posOffset>
+              <wp:posOffset>377825</wp:posOffset>
             </wp:positionV>
             <wp:extent cx="2114550" cy="962025"/>
             <wp:effectExtent l="0" t="0" r="0" b="9525"/>
@@ -1234,7 +952,7 @@
                     </pic:cNvPicPr>
                   </pic:nvPicPr>
                   <pic:blipFill>
-                    <a:blip r:embed="rId11">
+                    <a:blip r:embed="rId9">
                       <a:extLst>
                         <a:ext uri="{28A0092B-C50C-407E-A947-70E740481C1C}">
                           <a14:useLocalDpi xmlns:a14="http://schemas.microsoft.com/office/drawing/2010/main" val="0"/>
@@ -1271,6 +989,360 @@
           </wp:anchor>
         </w:drawing>
       </w:r>
+    </w:p>
+    <w:p>
+      <w:pPr>
+        <w:rPr>
+          <w:rFonts w:ascii="Ubuntu Condensed" w:eastAsia="Arial" w:hAnsi="Ubuntu Condensed" w:cs="Arial"/>
+          <w:bCs/>
+          <w:i/>
+          <w:iCs/>
+          <w:sz w:val="20"/>
+          <w:szCs w:val="20"/>
+        </w:rPr>
+        <w:sectPr>
+          <w:headerReference w:type="default" r:id="rId10"/>
+          <w:footerReference w:type="default" r:id="rId11"/>
+          <w:type w:val="continuous"/>
+          <w:pgSz w:w="12240" w:h="15840"/>
+          <w:pgMar w:top="1360" w:right="1160" w:bottom="1380" w:left="940" w:header="0" w:footer="1196" w:gutter="0"/>
+          <w:cols w:space="720"/>
+        </w:sectPr>
+      </w:pPr>
+    </w:p>
+    <w:p>
+      <w:pPr>
+        <w:spacing w:before="8"/>
+        <w:rPr>
+          <w:rFonts w:ascii="Ubuntu Condensed" w:eastAsia="Calibri" w:hAnsi="Ubuntu Condensed" w:cs="Calibri"/>
+          <w:bCs/>
+          <w:color w:val="000000" w:themeColor="text1"/>
+          <w:sz w:val="20"/>
+          <w:szCs w:val="20"/>
+          <w:lang w:val="fr-FR"/>
+        </w:rPr>
+      </w:pPr>
+    </w:p>
+    <w:p>
+      <w:pPr>
+        <w:rPr>
+          <w:b/>
+          <w:bCs/>
+          <w:color w:val="000000" w:themeColor="text1"/>
+        </w:rPr>
+      </w:pPr>
+      <w:r>
+        <w:rPr>
+          <w:b/>
+          <w:bCs/>
+          <w:color w:val="000000" w:themeColor="text1"/>
+        </w:rPr>
+        <w:t>Hotel Logo:</w:t>
+      </w:r>
+      <w:r>
+        <w:rPr>
+          <w:b/>
+          <w:bCs/>
+          <w:color w:val="000000" w:themeColor="text1"/>
+        </w:rPr>
+        <w:br/>
+        <w:t>Hotel Name: {hotel_name}</w:t>
+      </w:r>
+      <w:r>
+        <w:rPr>
+          <w:b/>
+          <w:bCs/>
+          <w:color w:val="000000" w:themeColor="text1"/>
+        </w:rPr>
+        <w:t xml:space="preserve"> </w:t>
+      </w:r>
+    </w:p>
+    <w:p>
+      <w:pPr>
+        <w:rPr>
+          <w:b/>
+          <w:bCs/>
+          <w:color w:val="000000" w:themeColor="text1"/>
+        </w:rPr>
+      </w:pPr>
+      <w:r>
+        <w:rPr>
+          <w:b/>
+          <w:bCs/>
+          <w:color w:val="000000" w:themeColor="text1"/>
+        </w:rPr>
+        <w:t>Hotel Address: {</w:t>
+      </w:r>
+      <w:proofErr w:type="spellStart"/>
+      <w:r>
+        <w:rPr>
+          <w:b/>
+          <w:bCs/>
+          <w:color w:val="000000" w:themeColor="text1"/>
+        </w:rPr>
+        <w:t>hotel_address</w:t>
+      </w:r>
+      <w:proofErr w:type="spellEnd"/>
+      <w:r>
+        <w:rPr>
+          <w:b/>
+          <w:bCs/>
+          <w:color w:val="000000" w:themeColor="text1"/>
+        </w:rPr>
+        <w:t>}</w:t>
+      </w:r>
+    </w:p>
+    <w:p>
+      <w:pPr>
+        <w:rPr>
+          <w:b/>
+          <w:bCs/>
+          <w:color w:val="000000" w:themeColor="text1"/>
+        </w:rPr>
+      </w:pPr>
+      <w:r>
+        <w:rPr>
+          <w:b/>
+          <w:bCs/>
+          <w:color w:val="000000" w:themeColor="text1"/>
+        </w:rPr>
+        <w:t>Tel: {</w:t>
+      </w:r>
+      <w:proofErr w:type="spellStart"/>
+      <w:r>
+        <w:rPr>
+          <w:b/>
+          <w:bCs/>
+          <w:color w:val="000000" w:themeColor="text1"/>
+        </w:rPr>
+        <w:t>hotel_tel</w:t>
+      </w:r>
+      <w:proofErr w:type="spellEnd"/>
+      <w:r>
+        <w:rPr>
+          <w:b/>
+          <w:bCs/>
+          <w:color w:val="000000" w:themeColor="text1"/>
+        </w:rPr>
+        <w:t>}</w:t>
+      </w:r>
+    </w:p>
+    <w:p>
+      <w:r>
+        <w:rPr>
+          <w:b/>
+          <w:bCs/>
+          <w:color w:val="000000" w:themeColor="text1"/>
+        </w:rPr>
+        <w:t>Fax: {</w:t>
+      </w:r>
+      <w:proofErr w:type="spellStart"/>
+      <w:r>
+        <w:rPr>
+          <w:b/>
+          <w:bCs/>
+          <w:color w:val="000000" w:themeColor="text1"/>
+        </w:rPr>
+        <w:t>hotel_fax</w:t>
+      </w:r>
+      <w:proofErr w:type="spellEnd"/>
+      <w:r>
+        <w:rPr>
+          <w:b/>
+          <w:bCs/>
+          <w:color w:val="000000" w:themeColor="text1"/>
+        </w:rPr>
+        <w:t>}</w:t>
+      </w:r>
+    </w:p>
+    <w:p>
+      <w:pPr>
+        <w:rPr>
+          <w:b/>
+          <w:bCs/>
+        </w:rPr>
+      </w:pPr>
+      <w:r>
+        <w:rPr>
+          <w:b/>
+          <w:bCs/>
+        </w:rPr>
+        <w:t>GUEST OR GROUP NAMES: {group_name}</w:t>
+      </w:r>
+    </w:p>
+    <w:p>
+      <w:pPr>
+        <w:rPr>
+          <w:b/>
+          <w:bCs/>
+          <w:color w:val="000000" w:themeColor="text1"/>
+        </w:rPr>
+      </w:pPr>
+      <w:r>
+        <w:rPr>
+          <w:b/>
+          <w:bCs/>
+          <w:color w:val="000000" w:themeColor="text1"/>
+        </w:rPr>
+        <w:t>NATIONALITY: {nationality}</w:t>
+      </w:r>
+    </w:p>
+    <w:p>
+      <w:pPr>
+        <w:rPr>
+          <w:b/>
+          <w:bCs/>
+          <w:color w:val="000000" w:themeColor="text1"/>
+        </w:rPr>
+      </w:pPr>
+    </w:p>
+    <w:p>
+      <w:pPr>
+        <w:rPr>
+          <w:b/>
+          <w:bCs/>
+          <w:color w:val="000000" w:themeColor="text1"/>
+        </w:rPr>
+      </w:pPr>
+    </w:p>
+    <w:p>
+      <w:pPr>
+        <w:rPr>
+          <w:b/>
+          <w:bCs/>
+          <w:color w:val="000000" w:themeColor="text1"/>
+        </w:rPr>
+      </w:pPr>
+    </w:p>
+    <w:p>
+      <w:pPr>
+        <w:ind w:hanging="7740"/>
+        <w:rPr>
+          <w:b/>
+          <w:bCs/>
+          <w:color w:val="000000" w:themeColor="text1"/>
+        </w:rPr>
+      </w:pPr>
+    </w:p>
+    <w:p>
+      <w:pPr>
+        <w:pStyle w:val="Heading5"/>
+        <w:tabs>
+          <w:tab w:val="left" w:pos="1078"/>
+        </w:tabs>
+        <w:spacing w:before="63" w:line="204" w:lineRule="exact"/>
+        <w:ind w:left="161" w:right="317"/>
+        <w:jc w:val="right"/>
+        <w:rPr>
+          <w:rFonts w:ascii="Ubuntu Condensed" w:hAnsi="Ubuntu Condensed"/>
+          <w:b w:val="0"/>
+          <w:color w:val="000000" w:themeColor="text1"/>
+          <w:spacing w:val="-1"/>
+          <w:sz w:val="20"/>
+          <w:szCs w:val="20"/>
+        </w:rPr>
+        <w:sectPr>
+          <w:type w:val="continuous"/>
+          <w:pgSz w:w="12240" w:h="15840"/>
+          <w:pgMar w:top="1360" w:right="1160" w:bottom="1380" w:left="940" w:header="720" w:footer="720" w:gutter="0"/>
+          <w:cols w:num="2" w:space="8352" w:equalWidth="0">
+            <w:col w:w="5968" w:space="1838"/>
+            <w:col w:w="2334"/>
+          </w:cols>
+        </w:sectPr>
+      </w:pPr>
+      <w:r>
+        <w:rPr>
+          <w:rFonts w:ascii="Ubuntu Condensed" w:hAnsi="Ubuntu Condensed"/>
+          <w:b w:val="0"/>
+          <w:color w:val="000000" w:themeColor="text1"/>
+          <w:spacing w:val="-1"/>
+          <w:sz w:val="20"/>
+          <w:szCs w:val="20"/>
+        </w:rPr>
+        <w:tab/>
+      </w:r>
+      <w:r>
+        <w:rPr>
+          <w:rFonts w:ascii="Ubuntu Condensed" w:hAnsi="Ubuntu Condensed"/>
+          <w:b w:val="0"/>
+          <w:color w:val="000000" w:themeColor="text1"/>
+          <w:spacing w:val="-1"/>
+          <w:sz w:val="20"/>
+          <w:szCs w:val="20"/>
+        </w:rPr>
+        <w:tab/>
+      </w:r>
+      <w:r>
+        <w:rPr>
+          <w:rFonts w:ascii="Ubuntu Condensed" w:hAnsi="Ubuntu Condensed"/>
+          <w:b w:val="0"/>
+          <w:color w:val="000000" w:themeColor="text1"/>
+          <w:spacing w:val="-1"/>
+          <w:sz w:val="20"/>
+          <w:szCs w:val="20"/>
+        </w:rPr>
+        <w:tab/>
+      </w:r>
+      <w:r>
+        <w:rPr>
+          <w:rFonts w:ascii="Ubuntu Condensed" w:hAnsi="Ubuntu Condensed"/>
+          <w:b w:val="0"/>
+          <w:color w:val="000000" w:themeColor="text1"/>
+          <w:spacing w:val="-1"/>
+          <w:sz w:val="20"/>
+          <w:szCs w:val="20"/>
+        </w:rPr>
+        <w:tab/>
+      </w:r>
+      <w:r>
+        <w:rPr>
+          <w:rFonts w:ascii="Ubuntu Condensed" w:hAnsi="Ubuntu Condensed"/>
+          <w:b w:val="0"/>
+          <w:color w:val="000000" w:themeColor="text1"/>
+          <w:spacing w:val="-1"/>
+          <w:sz w:val="20"/>
+          <w:szCs w:val="20"/>
+        </w:rPr>
+        <w:tab/>
+      </w:r>
+      <w:r>
+        <w:rPr>
+          <w:rFonts w:ascii="Ubuntu Condensed" w:hAnsi="Ubuntu Condensed"/>
+          <w:b w:val="0"/>
+          <w:color w:val="000000" w:themeColor="text1"/>
+          <w:spacing w:val="-1"/>
+          <w:sz w:val="20"/>
+          <w:szCs w:val="20"/>
+        </w:rPr>
+        <w:tab/>
+      </w:r>
+    </w:p>
+    <w:p>
+      <w:pPr>
+        <w:pStyle w:val="wordsection1"/>
+        <w:spacing w:before="0" w:beforeAutospacing="0" w:after="0" w:afterAutospacing="0"/>
+        <w:rPr>
+          <w:rFonts w:ascii="Ubuntu Condensed" w:hAnsi="Ubuntu Condensed"/>
+          <w:bCs/>
+          <w:color w:val="000000" w:themeColor="text1"/>
+          <w:position w:val="3"/>
+          <w:sz w:val="20"/>
+          <w:szCs w:val="20"/>
+        </w:rPr>
+      </w:pPr>
+    </w:p>
+    <w:p>
+      <w:pPr>
+        <w:spacing w:line="200" w:lineRule="atLeast"/>
+        <w:ind w:left="562"/>
+        <w:rPr>
+          <w:rFonts w:ascii="Ubuntu Condensed" w:eastAsia="Calibri" w:hAnsi="Ubuntu Condensed" w:cs="Calibri"/>
+          <w:bCs/>
+          <w:sz w:val="20"/>
+          <w:szCs w:val="20"/>
+        </w:rPr>
+      </w:pPr>
     </w:p>
     <w:tbl>
       <w:tblPr>
@@ -1960,7 +2032,27 @@
                 <w:szCs w:val="20"/>
               </w:rPr>
               <w:tab/>
-              <w:t xml:space="preserve">           :   </w:t>
+              <w:t xml:space="preserve">         </w:t>
+            </w:r>
+            <w:proofErr w:type="gramStart"/>
+            <w:r>
+              <w:rPr>
+                <w:rFonts w:ascii="Ubuntu Condensed" w:hAnsi="Ubuntu Condensed"/>
+                <w:bCs/>
+                <w:sz w:val="20"/>
+                <w:szCs w:val="20"/>
+              </w:rPr>
+              <w:t xml:space="preserve">  :</w:t>
+            </w:r>
+            <w:proofErr w:type="gramEnd"/>
+            <w:r>
+              <w:rPr>
+                <w:rFonts w:ascii="Ubuntu Condensed" w:hAnsi="Ubuntu Condensed"/>
+                <w:bCs/>
+                <w:sz w:val="20"/>
+                <w:szCs w:val="20"/>
+              </w:rPr>
+              <w:t xml:space="preserve">   </w:t>
             </w:r>
             <w:proofErr w:type="gramStart"/>
             <w:r>
@@ -2038,26 +2130,26 @@
     <w:p/>
     <w:tbl>
       <w:tblPr>
-        <w:tblW w:type="auto" w:w="0"/>
-        <w:tblLook w:firstColumn="1" w:firstRow="1" w:lastColumn="0" w:lastRow="0" w:noHBand="0" w:noVBand="1" w:val="04A0"/>
+        <w:tblW w:w="0" w:type="auto"/>
         <w:tblBorders>
-          <w:top w:val="single" w:sz="4" w:color="000000"/>
-          <w:left w:val="single" w:sz="4" w:color="000000"/>
-          <w:bottom w:val="single" w:sz="4" w:color="000000"/>
-          <w:right w:val="single" w:sz="4" w:color="000000"/>
-          <w:insideH w:val="single" w:sz="4" w:color="000000"/>
-          <w:insideV w:val="single" w:sz="4" w:color="000000"/>
+          <w:top w:val="single" w:sz="4" w:space="0" w:color="000000"/>
+          <w:left w:val="single" w:sz="4" w:space="0" w:color="000000"/>
+          <w:bottom w:val="single" w:sz="4" w:space="0" w:color="000000"/>
+          <w:right w:val="single" w:sz="4" w:space="0" w:color="000000"/>
+          <w:insideH w:val="single" w:sz="4" w:space="0" w:color="000000"/>
+          <w:insideV w:val="single" w:sz="4" w:space="0" w:color="000000"/>
         </w:tblBorders>
+        <w:tblLook w:val="04A0" w:firstRow="1" w:lastRow="0" w:firstColumn="1" w:lastColumn="0" w:noHBand="0" w:noVBand="1"/>
       </w:tblPr>
       <w:tblGrid>
-        <w:gridCol w:w="1500"/>
-        <w:gridCol w:w="6000"/>
-        <w:gridCol w:w="1500"/>
+        <w:gridCol w:w="3377"/>
+        <w:gridCol w:w="3376"/>
+        <w:gridCol w:w="3377"/>
       </w:tblGrid>
       <w:tr>
         <w:tc>
           <w:tcPr>
-            <w:tcW w:type="dxa" w:w="3380"/>
+            <w:tcW w:w="3380" w:type="dxa"/>
           </w:tcPr>
           <w:p>
             <w:r>
@@ -2067,7 +2159,7 @@
         </w:tc>
         <w:tc>
           <w:tcPr>
-            <w:tcW w:type="dxa" w:w="3380"/>
+            <w:tcW w:w="3380" w:type="dxa"/>
           </w:tcPr>
           <w:p>
             <w:r>
@@ -2077,7 +2169,7 @@
         </w:tc>
         <w:tc>
           <w:tcPr>
-            <w:tcW w:type="dxa" w:w="3380"/>
+            <w:tcW w:w="3380" w:type="dxa"/>
           </w:tcPr>
           <w:p>
             <w:r>
@@ -2089,7 +2181,7 @@
       <w:tr>
         <w:tc>
           <w:tcPr>
-            <w:tcW w:type="dxa" w:w="3380"/>
+            <w:tcW w:w="3380" w:type="dxa"/>
           </w:tcPr>
           <w:p>
             <w:r>
@@ -2099,7 +2191,7 @@
         </w:tc>
         <w:tc>
           <w:tcPr>
-            <w:tcW w:type="dxa" w:w="3380"/>
+            <w:tcW w:w="3380" w:type="dxa"/>
           </w:tcPr>
           <w:p>
             <w:r>
@@ -2109,7 +2201,7 @@
         </w:tc>
         <w:tc>
           <w:tcPr>
-            <w:tcW w:type="dxa" w:w="3380"/>
+            <w:tcW w:w="3380" w:type="dxa"/>
           </w:tcPr>
           <w:p>
             <w:r>
@@ -2119,6 +2211,7 @@
         </w:tc>
       </w:tr>
     </w:tbl>
+    <w:p/>
     <w:sectPr>
       <w:type w:val="continuous"/>
       <w:pgSz w:w="12240" w:h="15840"/>
@@ -2130,7 +2223,7 @@
 </file>
 
 <file path=word/endnotes.xml><?xml version="1.0" encoding="utf-8"?>
-<w:endnotes xmlns:wpc="http://schemas.microsoft.com/office/word/2010/wordprocessingCanvas" xmlns:mc="http://schemas.openxmlformats.org/markup-compatibility/2006" xmlns:o="urn:schemas-microsoft-com:office:office" xmlns:r="http://schemas.openxmlformats.org/officeDocument/2006/relationships" xmlns:m="http://schemas.openxmlformats.org/officeDocument/2006/math" xmlns:v="urn:schemas-microsoft-com:vml" xmlns:wp14="http://schemas.microsoft.com/office/word/2010/wordprocessingDrawing" xmlns:wp="http://schemas.openxmlformats.org/drawingml/2006/wordprocessingDrawing" xmlns:w10="urn:schemas-microsoft-com:office:word" xmlns:w="http://schemas.openxmlformats.org/wordprocessingml/2006/main" xmlns:w14="http://schemas.microsoft.com/office/word/2010/wordml" xmlns:w15="http://schemas.microsoft.com/office/word/2012/wordml" xmlns:wpg="http://schemas.microsoft.com/office/word/2010/wordprocessingGroup" xmlns:wpi="http://schemas.microsoft.com/office/word/2010/wordprocessingInk" xmlns:wne="http://schemas.microsoft.com/office/word/2006/wordml" xmlns:wps="http://schemas.microsoft.com/office/word/2010/wordprocessingShape" mc:Ignorable="w14 w15 wp14">
+<w:endnotes xmlns:wpc="http://schemas.microsoft.com/office/word/2010/wordprocessingCanvas" xmlns:cx="http://schemas.microsoft.com/office/drawing/2014/chartex" xmlns:cx1="http://schemas.microsoft.com/office/drawing/2015/9/8/chartex" xmlns:cx2="http://schemas.microsoft.com/office/drawing/2015/10/21/chartex" xmlns:cx3="http://schemas.microsoft.com/office/drawing/2016/5/9/chartex" xmlns:cx4="http://schemas.microsoft.com/office/drawing/2016/5/10/chartex" xmlns:cx5="http://schemas.microsoft.com/office/drawing/2016/5/11/chartex" xmlns:cx6="http://schemas.microsoft.com/office/drawing/2016/5/12/chartex" xmlns:cx7="http://schemas.microsoft.com/office/drawing/2016/5/13/chartex" xmlns:cx8="http://schemas.microsoft.com/office/drawing/2016/5/14/chartex" xmlns:mc="http://schemas.openxmlformats.org/markup-compatibility/2006" xmlns:aink="http://schemas.microsoft.com/office/drawing/2016/ink" xmlns:am3d="http://schemas.microsoft.com/office/drawing/2017/model3d" xmlns:o="urn:schemas-microsoft-com:office:office" xmlns:oel="http://schemas.microsoft.com/office/2019/extlst" xmlns:r="http://schemas.openxmlformats.org/officeDocument/2006/relationships" xmlns:m="http://schemas.openxmlformats.org/officeDocument/2006/math" xmlns:v="urn:schemas-microsoft-com:vml" xmlns:wp14="http://schemas.microsoft.com/office/word/2010/wordprocessingDrawing" xmlns:wp="http://schemas.openxmlformats.org/drawingml/2006/wordprocessingDrawing" xmlns:w10="urn:schemas-microsoft-com:office:word" xmlns:w="http://schemas.openxmlformats.org/wordprocessingml/2006/main" xmlns:w14="http://schemas.microsoft.com/office/word/2010/wordml" xmlns:w15="http://schemas.microsoft.com/office/word/2012/wordml" xmlns:w16cex="http://schemas.microsoft.com/office/word/2018/wordml/cex" xmlns:w16cid="http://schemas.microsoft.com/office/word/2016/wordml/cid" xmlns:w16="http://schemas.microsoft.com/office/word/2018/wordml" xmlns:w16du="http://schemas.microsoft.com/office/word/2023/wordml/word16du" xmlns:w16sdtdh="http://schemas.microsoft.com/office/word/2020/wordml/sdtdatahash" xmlns:w16sdtfl="http://schemas.microsoft.com/office/word/2024/wordml/sdtformatlock" xmlns:w16se="http://schemas.microsoft.com/office/word/2015/wordml/symex" xmlns:wpg="http://schemas.microsoft.com/office/word/2010/wordprocessingGroup" xmlns:wpi="http://schemas.microsoft.com/office/word/2010/wordprocessingInk" xmlns:wne="http://schemas.microsoft.com/office/word/2006/wordml" xmlns:wps="http://schemas.microsoft.com/office/word/2010/wordprocessingShape" mc:Ignorable="w14 w15 w16se w16cid w16 w16cex w16sdtdh w16sdtfl w16du wp14">
   <w:endnote w:type="separator" w:id="-1">
     <w:p>
       <w:r>
@@ -2149,7 +2242,7 @@
 </file>
 
 <file path=word/footer1.xml><?xml version="1.0" encoding="utf-8"?>
-<w:ftr xmlns:wpc="http://schemas.microsoft.com/office/word/2010/wordprocessingCanvas" xmlns:mc="http://schemas.openxmlformats.org/markup-compatibility/2006" xmlns:o="urn:schemas-microsoft-com:office:office" xmlns:r="http://schemas.openxmlformats.org/officeDocument/2006/relationships" xmlns:m="http://schemas.openxmlformats.org/officeDocument/2006/math" xmlns:v="urn:schemas-microsoft-com:vml" xmlns:wp14="http://schemas.microsoft.com/office/word/2010/wordprocessingDrawing" xmlns:wp="http://schemas.openxmlformats.org/drawingml/2006/wordprocessingDrawing" xmlns:w10="urn:schemas-microsoft-com:office:word" xmlns:w="http://schemas.openxmlformats.org/wordprocessingml/2006/main" xmlns:w14="http://schemas.microsoft.com/office/word/2010/wordml" xmlns:w15="http://schemas.microsoft.com/office/word/2012/wordml" xmlns:wpg="http://schemas.microsoft.com/office/word/2010/wordprocessingGroup" xmlns:wpi="http://schemas.microsoft.com/office/word/2010/wordprocessingInk" xmlns:wne="http://schemas.microsoft.com/office/word/2006/wordml" xmlns:wps="http://schemas.microsoft.com/office/word/2010/wordprocessingShape" mc:Ignorable="w14 w15 wp14">
+<w:ftr xmlns:wpc="http://schemas.microsoft.com/office/word/2010/wordprocessingCanvas" xmlns:cx="http://schemas.microsoft.com/office/drawing/2014/chartex" xmlns:cx1="http://schemas.microsoft.com/office/drawing/2015/9/8/chartex" xmlns:cx2="http://schemas.microsoft.com/office/drawing/2015/10/21/chartex" xmlns:cx3="http://schemas.microsoft.com/office/drawing/2016/5/9/chartex" xmlns:cx4="http://schemas.microsoft.com/office/drawing/2016/5/10/chartex" xmlns:cx5="http://schemas.microsoft.com/office/drawing/2016/5/11/chartex" xmlns:cx6="http://schemas.microsoft.com/office/drawing/2016/5/12/chartex" xmlns:cx7="http://schemas.microsoft.com/office/drawing/2016/5/13/chartex" xmlns:cx8="http://schemas.microsoft.com/office/drawing/2016/5/14/chartex" xmlns:mc="http://schemas.openxmlformats.org/markup-compatibility/2006" xmlns:aink="http://schemas.microsoft.com/office/drawing/2016/ink" xmlns:am3d="http://schemas.microsoft.com/office/drawing/2017/model3d" xmlns:o="urn:schemas-microsoft-com:office:office" xmlns:oel="http://schemas.microsoft.com/office/2019/extlst" xmlns:r="http://schemas.openxmlformats.org/officeDocument/2006/relationships" xmlns:m="http://schemas.openxmlformats.org/officeDocument/2006/math" xmlns:v="urn:schemas-microsoft-com:vml" xmlns:wp14="http://schemas.microsoft.com/office/word/2010/wordprocessingDrawing" xmlns:wp="http://schemas.openxmlformats.org/drawingml/2006/wordprocessingDrawing" xmlns:w10="urn:schemas-microsoft-com:office:word" xmlns:w="http://schemas.openxmlformats.org/wordprocessingml/2006/main" xmlns:w14="http://schemas.microsoft.com/office/word/2010/wordml" xmlns:w15="http://schemas.microsoft.com/office/word/2012/wordml" xmlns:w16cex="http://schemas.microsoft.com/office/word/2018/wordml/cex" xmlns:w16cid="http://schemas.microsoft.com/office/word/2016/wordml/cid" xmlns:w16="http://schemas.microsoft.com/office/word/2018/wordml" xmlns:w16du="http://schemas.microsoft.com/office/word/2023/wordml/word16du" xmlns:w16sdtdh="http://schemas.microsoft.com/office/word/2020/wordml/sdtdatahash" xmlns:w16sdtfl="http://schemas.microsoft.com/office/word/2024/wordml/sdtformatlock" xmlns:w16se="http://schemas.microsoft.com/office/word/2015/wordml/symex" xmlns:wpg="http://schemas.microsoft.com/office/word/2010/wordprocessingGroup" xmlns:wpi="http://schemas.microsoft.com/office/word/2010/wordprocessingInk" xmlns:wne="http://schemas.microsoft.com/office/word/2006/wordml" xmlns:wps="http://schemas.microsoft.com/office/word/2010/wordprocessingShape" mc:Ignorable="w14 w15 w16se w16cid w16 w16cex w16sdtdh w16sdtfl w16du wp14">
   <w:p>
     <w:pPr>
       <w:spacing w:line="14" w:lineRule="auto"/>
@@ -2268,7 +2361,7 @@
             </wp:anchor>
           </w:drawing>
         </mc:Choice>
-        <mc:Fallback xmlns:cx="http://schemas.microsoft.com/office/drawing/2014/chartex" xmlns:cx1="http://schemas.microsoft.com/office/drawing/2015/9/8/chartex" xmlns:cx2="http://schemas.microsoft.com/office/drawing/2015/10/21/chartex" xmlns:cx3="http://schemas.microsoft.com/office/drawing/2016/5/9/chartex" xmlns:cx4="http://schemas.microsoft.com/office/drawing/2016/5/10/chartex" xmlns:cx5="http://schemas.microsoft.com/office/drawing/2016/5/11/chartex" xmlns:cx6="http://schemas.microsoft.com/office/drawing/2016/5/12/chartex" xmlns:cx7="http://schemas.microsoft.com/office/drawing/2016/5/13/chartex" xmlns:cx8="http://schemas.microsoft.com/office/drawing/2016/5/14/chartex" xmlns:aink="http://schemas.microsoft.com/office/drawing/2016/ink" xmlns:am3d="http://schemas.microsoft.com/office/drawing/2017/model3d" xmlns:oel="http://schemas.microsoft.com/office/2019/extlst" xmlns:w16cex="http://schemas.microsoft.com/office/word/2018/wordml/cex" xmlns:w16cid="http://schemas.microsoft.com/office/word/2016/wordml/cid" xmlns:w16="http://schemas.microsoft.com/office/word/2018/wordml" xmlns:w16sdtdh="http://schemas.microsoft.com/office/word/2020/wordml/sdtdatahash" xmlns:w16se="http://schemas.microsoft.com/office/word/2015/wordml/symex">
+        <mc:Fallback>
           <w:pict>
             <v:group w14:anchorId="1F0B4BDC" id="Group 5" o:spid="_x0000_s1026" style="position:absolute;margin-left:68.5pt;margin-top:721.55pt;width:479.4pt;height:.1pt;z-index:-11608;mso-position-horizontal-relative:page;mso-position-vertical-relative:page" coordorigin="1370,14431" coordsize="9588,2" o:gfxdata="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">
               <v:shape id="Freeform 6" o:spid="_x0000_s1027" style="position:absolute;left:1370;top:14431;width:9588;height:2;visibility:visible;mso-wrap-style:square;v-text-anchor:top" coordsize="9588,2" o:gfxdata="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" path="m,l9588,e" filled="f" strokecolor="navy" strokeweight=".72pt">
@@ -2459,7 +2552,6 @@
                             </w:rPr>
                             <w:t xml:space="preserve"> </w:t>
                           </w:r>
-                          <w:proofErr w:type="spellStart"/>
                           <w:r>
                             <w:rPr>
                               <w:rFonts w:ascii="Times New Roman"/>
@@ -2467,7 +2559,6 @@
                             </w:rPr>
                             <w:t>Meridien</w:t>
                           </w:r>
-                          <w:proofErr w:type="spellEnd"/>
                           <w:r>
                             <w:rPr>
                               <w:rFonts w:ascii="Times New Roman"/>
@@ -2518,20 +2609,20 @@
                               <w:tab w:val="left" w:pos="2974"/>
                             </w:tabs>
                             <w:spacing w:before="5"/>
-                            <w:ind w:left="2098"/>
                             <w:rPr>
                               <w:rFonts w:ascii="Times New Roman" w:eastAsia="Times New Roman" w:hAnsi="Times New Roman" w:cs="Times New Roman"/>
                               <w:sz w:val="30"/>
                               <w:szCs w:val="30"/>
                             </w:rPr>
                           </w:pPr>
+                          <w:proofErr w:type="spellStart"/>
                           <w:r>
                             <w:rPr>
                               <w:rFonts w:ascii="Times New Roman"/>
                               <w:spacing w:val="-1"/>
                               <w:sz w:val="30"/>
                             </w:rPr>
-                            <w:t>Web:</w:t>
+                            <w:t>Web</w:t>
                           </w:r>
                           <w:r>
                             <w:rPr>
@@ -2539,17 +2630,27 @@
                               <w:spacing w:val="-1"/>
                               <w:sz w:val="30"/>
                             </w:rPr>
-                            <w:tab/>
+                            <w:t>:</w:t>
                           </w:r>
-                          <w:hyperlink r:id="rId1">
+                          <w:hyperlink r:id="rId1" w:history="1">
                             <w:r>
                               <w:rPr>
+                                <w:rStyle w:val="Hyperlink"/>
                                 <w:rFonts w:ascii="Times New Roman"/>
-                                <w:color w:val="0070C0"/>
                                 <w:spacing w:val="-1"/>
                                 <w:sz w:val="30"/>
                               </w:rPr>
-                              <w:t>www.egyttoplight.net</w:t>
+                              <w:t>https</w:t>
+                            </w:r>
+                            <w:proofErr w:type="spellEnd"/>
+                            <w:r>
+                              <w:rPr>
+                                <w:rStyle w:val="Hyperlink"/>
+                                <w:rFonts w:ascii="Times New Roman"/>
+                                <w:spacing w:val="-1"/>
+                                <w:sz w:val="30"/>
+                              </w:rPr>
+                              <w:t>://www.egypttoplight.net/</w:t>
                             </w:r>
                           </w:hyperlink>
                         </w:p>
@@ -2576,7 +2677,7 @@
               <v:stroke joinstyle="miter"/>
               <v:path gradientshapeok="t" o:connecttype="rect"/>
             </v:shapetype>
-            <v:shape id="Text Box 4" o:spid="_x0000_s1027" type="#_x0000_t202" style="position:absolute;margin-left:67.5pt;margin-top:729.25pt;width:281pt;height:49.55pt;z-index:-11584;visibility:visible;mso-wrap-style:square;mso-width-percent:0;mso-height-percent:0;mso-wrap-distance-left:9pt;mso-wrap-distance-top:0;mso-wrap-distance-right:9pt;mso-wrap-distance-bottom:0;mso-position-horizontal:absolute;mso-position-horizontal-relative:page;mso-position-vertical:absolute;mso-position-vertical-relative:page;mso-width-percent:0;mso-height-percent:0;mso-width-relative:page;mso-height-relative:page;v-text-anchor:top" o:gfxdata="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" filled="f" stroked="f">
+            <v:shape id="Text Box 4" o:spid="_x0000_s1027" type="#_x0000_t202" style="position:absolute;margin-left:67.5pt;margin-top:729.25pt;width:281pt;height:49.55pt;z-index:-11584;visibility:visible;mso-wrap-style:square;mso-width-percent:0;mso-height-percent:0;mso-wrap-distance-left:9pt;mso-wrap-distance-top:0;mso-wrap-distance-right:9pt;mso-wrap-distance-bottom:0;mso-position-horizontal:absolute;mso-position-horizontal-relative:page;mso-position-vertical:absolute;mso-position-vertical-relative:page;mso-width-percent:0;mso-height-percent:0;mso-width-relative:page;mso-height-relative:page;v-text-anchor:top" o:gfxdata="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" filled="f" stroked="f">
               <v:textbox inset="0,0,0,0">
                 <w:txbxContent>
                   <w:p>
@@ -2696,7 +2797,6 @@
                       </w:rPr>
                       <w:t xml:space="preserve"> </w:t>
                     </w:r>
-                    <w:proofErr w:type="spellStart"/>
                     <w:r>
                       <w:rPr>
                         <w:rFonts w:ascii="Times New Roman"/>
@@ -2704,7 +2804,6 @@
                       </w:rPr>
                       <w:t>Meridien</w:t>
                     </w:r>
-                    <w:proofErr w:type="spellEnd"/>
                     <w:r>
                       <w:rPr>
                         <w:rFonts w:ascii="Times New Roman"/>
@@ -2755,20 +2854,20 @@
                         <w:tab w:val="left" w:pos="2974"/>
                       </w:tabs>
                       <w:spacing w:before="5"/>
-                      <w:ind w:left="2098"/>
                       <w:rPr>
                         <w:rFonts w:ascii="Times New Roman" w:eastAsia="Times New Roman" w:hAnsi="Times New Roman" w:cs="Times New Roman"/>
                         <w:sz w:val="30"/>
                         <w:szCs w:val="30"/>
                       </w:rPr>
                     </w:pPr>
+                    <w:proofErr w:type="spellStart"/>
                     <w:r>
                       <w:rPr>
                         <w:rFonts w:ascii="Times New Roman"/>
                         <w:spacing w:val="-1"/>
                         <w:sz w:val="30"/>
                       </w:rPr>
-                      <w:t>Web:</w:t>
+                      <w:t>Web</w:t>
                     </w:r>
                     <w:r>
                       <w:rPr>
@@ -2776,17 +2875,27 @@
                         <w:spacing w:val="-1"/>
                         <w:sz w:val="30"/>
                       </w:rPr>
-                      <w:tab/>
+                      <w:t>:</w:t>
                     </w:r>
-                    <w:hyperlink r:id="rId2">
+                    <w:hyperlink r:id="rId2" w:history="1">
                       <w:r>
                         <w:rPr>
+                          <w:rStyle w:val="Hyperlink"/>
                           <w:rFonts w:ascii="Times New Roman"/>
-                          <w:color w:val="0070C0"/>
                           <w:spacing w:val="-1"/>
                           <w:sz w:val="30"/>
                         </w:rPr>
-                        <w:t>www.egyttoplight.net</w:t>
+                        <w:t>https</w:t>
+                      </w:r>
+                      <w:proofErr w:type="spellEnd"/>
+                      <w:r>
+                        <w:rPr>
+                          <w:rStyle w:val="Hyperlink"/>
+                          <w:rFonts w:ascii="Times New Roman"/>
+                          <w:spacing w:val="-1"/>
+                          <w:sz w:val="30"/>
+                        </w:rPr>
+                        <w:t>://www.egypttoplight.net/</w:t>
                       </w:r>
                     </w:hyperlink>
                   </w:p>
@@ -3303,7 +3412,7 @@
 </file>
 
 <file path=word/footnotes.xml><?xml version="1.0" encoding="utf-8"?>
-<w:footnotes xmlns:wpc="http://schemas.microsoft.com/office/word/2010/wordprocessingCanvas" xmlns:mc="http://schemas.openxmlformats.org/markup-compatibility/2006" xmlns:o="urn:schemas-microsoft-com:office:office" xmlns:r="http://schemas.openxmlformats.org/officeDocument/2006/relationships" xmlns:m="http://schemas.openxmlformats.org/officeDocument/2006/math" xmlns:v="urn:schemas-microsoft-com:vml" xmlns:wp14="http://schemas.microsoft.com/office/word/2010/wordprocessingDrawing" xmlns:wp="http://schemas.openxmlformats.org/drawingml/2006/wordprocessingDrawing" xmlns:w10="urn:schemas-microsoft-com:office:word" xmlns:w="http://schemas.openxmlformats.org/wordprocessingml/2006/main" xmlns:w14="http://schemas.microsoft.com/office/word/2010/wordml" xmlns:w15="http://schemas.microsoft.com/office/word/2012/wordml" xmlns:wpg="http://schemas.microsoft.com/office/word/2010/wordprocessingGroup" xmlns:wpi="http://schemas.microsoft.com/office/word/2010/wordprocessingInk" xmlns:wne="http://schemas.microsoft.com/office/word/2006/wordml" xmlns:wps="http://schemas.microsoft.com/office/word/2010/wordprocessingShape" mc:Ignorable="w14 w15 wp14">
+<w:footnotes xmlns:wpc="http://schemas.microsoft.com/office/word/2010/wordprocessingCanvas" xmlns:cx="http://schemas.microsoft.com/office/drawing/2014/chartex" xmlns:cx1="http://schemas.microsoft.com/office/drawing/2015/9/8/chartex" xmlns:cx2="http://schemas.microsoft.com/office/drawing/2015/10/21/chartex" xmlns:cx3="http://schemas.microsoft.com/office/drawing/2016/5/9/chartex" xmlns:cx4="http://schemas.microsoft.com/office/drawing/2016/5/10/chartex" xmlns:cx5="http://schemas.microsoft.com/office/drawing/2016/5/11/chartex" xmlns:cx6="http://schemas.microsoft.com/office/drawing/2016/5/12/chartex" xmlns:cx7="http://schemas.microsoft.com/office/drawing/2016/5/13/chartex" xmlns:cx8="http://schemas.microsoft.com/office/drawing/2016/5/14/chartex" xmlns:mc="http://schemas.openxmlformats.org/markup-compatibility/2006" xmlns:aink="http://schemas.microsoft.com/office/drawing/2016/ink" xmlns:am3d="http://schemas.microsoft.com/office/drawing/2017/model3d" xmlns:o="urn:schemas-microsoft-com:office:office" xmlns:oel="http://schemas.microsoft.com/office/2019/extlst" xmlns:r="http://schemas.openxmlformats.org/officeDocument/2006/relationships" xmlns:m="http://schemas.openxmlformats.org/officeDocument/2006/math" xmlns:v="urn:schemas-microsoft-com:vml" xmlns:wp14="http://schemas.microsoft.com/office/word/2010/wordprocessingDrawing" xmlns:wp="http://schemas.openxmlformats.org/drawingml/2006/wordprocessingDrawing" xmlns:w10="urn:schemas-microsoft-com:office:word" xmlns:w="http://schemas.openxmlformats.org/wordprocessingml/2006/main" xmlns:w14="http://schemas.microsoft.com/office/word/2010/wordml" xmlns:w15="http://schemas.microsoft.com/office/word/2012/wordml" xmlns:w16cex="http://schemas.microsoft.com/office/word/2018/wordml/cex" xmlns:w16cid="http://schemas.microsoft.com/office/word/2016/wordml/cid" xmlns:w16="http://schemas.microsoft.com/office/word/2018/wordml" xmlns:w16du="http://schemas.microsoft.com/office/word/2023/wordml/word16du" xmlns:w16sdtdh="http://schemas.microsoft.com/office/word/2020/wordml/sdtdatahash" xmlns:w16sdtfl="http://schemas.microsoft.com/office/word/2024/wordml/sdtformatlock" xmlns:w16se="http://schemas.microsoft.com/office/word/2015/wordml/symex" xmlns:wpg="http://schemas.microsoft.com/office/word/2010/wordprocessingGroup" xmlns:wpi="http://schemas.microsoft.com/office/word/2010/wordprocessingInk" xmlns:wne="http://schemas.microsoft.com/office/word/2006/wordml" xmlns:wps="http://schemas.microsoft.com/office/word/2010/wordprocessingShape" mc:Ignorable="w14 w15 w16se w16cid w16 w16cex w16sdtdh w16sdtfl w16du wp14">
   <w:footnote w:type="separator" w:id="-1">
     <w:p>
       <w:r>
@@ -3322,7 +3431,7 @@
 </file>
 
 <file path=word/header1.xml><?xml version="1.0" encoding="utf-8"?>
-<w:hdr xmlns:wpc="http://schemas.microsoft.com/office/word/2010/wordprocessingCanvas" xmlns:mc="http://schemas.openxmlformats.org/markup-compatibility/2006" xmlns:o="urn:schemas-microsoft-com:office:office" xmlns:r="http://schemas.openxmlformats.org/officeDocument/2006/relationships" xmlns:m="http://schemas.openxmlformats.org/officeDocument/2006/math" xmlns:v="urn:schemas-microsoft-com:vml" xmlns:wp14="http://schemas.microsoft.com/office/word/2010/wordprocessingDrawing" xmlns:wp="http://schemas.openxmlformats.org/drawingml/2006/wordprocessingDrawing" xmlns:w10="urn:schemas-microsoft-com:office:word" xmlns:w="http://schemas.openxmlformats.org/wordprocessingml/2006/main" xmlns:w14="http://schemas.microsoft.com/office/word/2010/wordml" xmlns:w15="http://schemas.microsoft.com/office/word/2012/wordml" xmlns:wpg="http://schemas.microsoft.com/office/word/2010/wordprocessingGroup" xmlns:wpi="http://schemas.microsoft.com/office/word/2010/wordprocessingInk" xmlns:wne="http://schemas.microsoft.com/office/word/2006/wordml" xmlns:wps="http://schemas.microsoft.com/office/word/2010/wordprocessingShape" mc:Ignorable="w14 w15 wp14">
+<w:hdr xmlns:wpc="http://schemas.microsoft.com/office/word/2010/wordprocessingCanvas" xmlns:cx="http://schemas.microsoft.com/office/drawing/2014/chartex" xmlns:cx1="http://schemas.microsoft.com/office/drawing/2015/9/8/chartex" xmlns:cx2="http://schemas.microsoft.com/office/drawing/2015/10/21/chartex" xmlns:cx3="http://schemas.microsoft.com/office/drawing/2016/5/9/chartex" xmlns:cx4="http://schemas.microsoft.com/office/drawing/2016/5/10/chartex" xmlns:cx5="http://schemas.microsoft.com/office/drawing/2016/5/11/chartex" xmlns:cx6="http://schemas.microsoft.com/office/drawing/2016/5/12/chartex" xmlns:cx7="http://schemas.microsoft.com/office/drawing/2016/5/13/chartex" xmlns:cx8="http://schemas.microsoft.com/office/drawing/2016/5/14/chartex" xmlns:mc="http://schemas.openxmlformats.org/markup-compatibility/2006" xmlns:aink="http://schemas.microsoft.com/office/drawing/2016/ink" xmlns:am3d="http://schemas.microsoft.com/office/drawing/2017/model3d" xmlns:o="urn:schemas-microsoft-com:office:office" xmlns:oel="http://schemas.microsoft.com/office/2019/extlst" xmlns:r="http://schemas.openxmlformats.org/officeDocument/2006/relationships" xmlns:m="http://schemas.openxmlformats.org/officeDocument/2006/math" xmlns:v="urn:schemas-microsoft-com:vml" xmlns:wp14="http://schemas.microsoft.com/office/word/2010/wordprocessingDrawing" xmlns:wp="http://schemas.openxmlformats.org/drawingml/2006/wordprocessingDrawing" xmlns:w10="urn:schemas-microsoft-com:office:word" xmlns:w="http://schemas.openxmlformats.org/wordprocessingml/2006/main" xmlns:w14="http://schemas.microsoft.com/office/word/2010/wordml" xmlns:w15="http://schemas.microsoft.com/office/word/2012/wordml" xmlns:w16cex="http://schemas.microsoft.com/office/word/2018/wordml/cex" xmlns:w16cid="http://schemas.microsoft.com/office/word/2016/wordml/cid" xmlns:w16="http://schemas.microsoft.com/office/word/2018/wordml" xmlns:w16du="http://schemas.microsoft.com/office/word/2023/wordml/word16du" xmlns:w16sdtdh="http://schemas.microsoft.com/office/word/2020/wordml/sdtdatahash" xmlns:w16sdtfl="http://schemas.microsoft.com/office/word/2024/wordml/sdtformatlock" xmlns:w16se="http://schemas.microsoft.com/office/word/2015/wordml/symex" xmlns:wpg="http://schemas.microsoft.com/office/word/2010/wordprocessingGroup" xmlns:wpi="http://schemas.microsoft.com/office/word/2010/wordprocessingInk" xmlns:wne="http://schemas.microsoft.com/office/word/2006/wordml" xmlns:wps="http://schemas.microsoft.com/office/word/2010/wordprocessingShape" mc:Ignorable="w14 w15 w16se w16cid w16 w16cex w16sdtdh w16sdtfl w16du wp14">
   <w:p>
     <w:pPr>
       <w:spacing w:line="14" w:lineRule="auto"/>
@@ -3340,10 +3449,10 @@
         <w:szCs w:val="20"/>
       </w:rPr>
       <w:drawing>
-        <wp:inline distT="0" distB="0" distL="0" distR="0">
-          <wp:extent cx="2284095" cy="1029547"/>
-          <wp:effectExtent l="0" t="0" r="1905" b="0"/>
-          <wp:docPr id="5" name="Picture 5" descr="LOGO"/>
+        <wp:inline distT="0" distB="0" distL="0" distR="0" wp14:anchorId="1490D996" wp14:editId="07C4218D">
+          <wp:extent cx="2307255" cy="1039986"/>
+          <wp:effectExtent l="0" t="0" r="0" b="8255"/>
+          <wp:docPr id="5" name="Picture 5"/>
           <wp:cNvGraphicFramePr>
             <a:graphicFrameLocks xmlns:a="http://schemas.openxmlformats.org/drawingml/2006/main" noChangeAspect="1"/>
           </wp:cNvGraphicFramePr>
@@ -3351,20 +3460,20 @@
             <a:graphicData uri="http://schemas.openxmlformats.org/drawingml/2006/picture">
               <pic:pic xmlns:pic="http://schemas.openxmlformats.org/drawingml/2006/picture">
                 <pic:nvPicPr>
-                  <pic:cNvPr id="0" name="Picture 12" descr="LOGO"/>
+                  <pic:cNvPr id="5" name="Picture 5"/>
                   <pic:cNvPicPr>
                     <a:picLocks noChangeAspect="1" noChangeArrowheads="1"/>
                   </pic:cNvPicPr>
                 </pic:nvPicPr>
                 <pic:blipFill>
-                  <a:blip r:embed="rId1" cstate="print">
+                  <a:blip r:embed="rId1">
                     <a:extLst>
                       <a:ext uri="{28A0092B-C50C-407E-A947-70E740481C1C}">
                         <a14:useLocalDpi xmlns:a14="http://schemas.microsoft.com/office/drawing/2010/main" val="0"/>
                       </a:ext>
                     </a:extLst>
                   </a:blip>
-                  <a:srcRect t="21977" b="32942"/>
+                  <a:srcRect t="27463" b="27463"/>
                   <a:stretch>
                     <a:fillRect/>
                   </a:stretch>
@@ -3787,7 +3896,7 @@
 </file>
 
 <file path=word/styles.xml><?xml version="1.0" encoding="utf-8"?>
-<w:styles xmlns:mc="http://schemas.openxmlformats.org/markup-compatibility/2006" xmlns:r="http://schemas.openxmlformats.org/officeDocument/2006/relationships" xmlns:w="http://schemas.openxmlformats.org/wordprocessingml/2006/main" xmlns:w14="http://schemas.microsoft.com/office/word/2010/wordml" xmlns:w15="http://schemas.microsoft.com/office/word/2012/wordml" mc:Ignorable="w14 w15">
+<w:styles xmlns:mc="http://schemas.openxmlformats.org/markup-compatibility/2006" xmlns:r="http://schemas.openxmlformats.org/officeDocument/2006/relationships" xmlns:w="http://schemas.openxmlformats.org/wordprocessingml/2006/main" xmlns:w14="http://schemas.microsoft.com/office/word/2010/wordml" xmlns:w15="http://schemas.microsoft.com/office/word/2012/wordml" xmlns:w16cex="http://schemas.microsoft.com/office/word/2018/wordml/cex" xmlns:w16cid="http://schemas.microsoft.com/office/word/2016/wordml/cid" xmlns:w16="http://schemas.microsoft.com/office/word/2018/wordml" xmlns:w16du="http://schemas.microsoft.com/office/word/2023/wordml/word16du" xmlns:w16sdtdh="http://schemas.microsoft.com/office/word/2020/wordml/sdtdatahash" xmlns:w16sdtfl="http://schemas.microsoft.com/office/word/2024/wordml/sdtformatlock" xmlns:w16se="http://schemas.microsoft.com/office/word/2015/wordml/symex" mc:Ignorable="w14 w15 w16se w16cid w16 w16cex w16sdtdh w16sdtfl w16du">
   <w:docDefaults>
     <w:rPrDefault>
       <w:rPr>
@@ -3803,7 +3912,7 @@
       </w:pPr>
     </w:pPrDefault>
   </w:docDefaults>
-  <w:latentStyles w:defLockedState="0" w:defUIPriority="99" w:defSemiHidden="0" w:defUnhideWhenUsed="0" w:defQFormat="0" w:count="371">
+  <w:latentStyles w:defLockedState="0" w:defUIPriority="99" w:defSemiHidden="0" w:defUnhideWhenUsed="0" w:defQFormat="0" w:count="376">
     <w:lsdException w:name="Normal" w:uiPriority="0" w:qFormat="1"/>
     <w:lsdException w:name="heading 1" w:uiPriority="9" w:qFormat="1"/>
     <w:lsdException w:name="heading 2" w:semiHidden="1" w:uiPriority="9" w:unhideWhenUsed="1" w:qFormat="1"/>
@@ -4175,6 +4284,11 @@
     <w:lsdException w:name="List Table 5 Dark Accent 6" w:uiPriority="50"/>
     <w:lsdException w:name="List Table 6 Colorful Accent 6" w:uiPriority="51"/>
     <w:lsdException w:name="List Table 7 Colorful Accent 6" w:uiPriority="52"/>
+    <w:lsdException w:name="Mention" w:semiHidden="1" w:unhideWhenUsed="1"/>
+    <w:lsdException w:name="Smart Hyperlink" w:semiHidden="1" w:unhideWhenUsed="1"/>
+    <w:lsdException w:name="Hashtag" w:semiHidden="1" w:unhideWhenUsed="1"/>
+    <w:lsdException w:name="Unresolved Mention" w:semiHidden="1" w:unhideWhenUsed="1"/>
+    <w:lsdException w:name="Smart Link" w:semiHidden="1" w:unhideWhenUsed="1"/>
   </w:latentStyles>
   <w:style w:type="paragraph" w:default="1" w:styleId="Normal">
     <w:name w:val="Normal"/>
@@ -4270,7 +4384,6 @@
   <w:style w:type="character" w:default="1" w:styleId="DefaultParagraphFont">
     <w:name w:val="Default Paragraph Font"/>
     <w:uiPriority w:val="1"/>
-    <w:semiHidden/>
     <w:unhideWhenUsed/>
   </w:style>
   <w:style w:type="table" w:default="1" w:styleId="TableNormal">
@@ -4462,8 +4575,8 @@
     <w:locked/>
     <w:rsid w:val="008A5A06"/>
   </w:style>
-  <w:style w:type="character" w:customStyle="1" w:styleId="UnresolvedMention">
-    <w:name w:val="Unresolved Mention"/>
+  <w:style w:type="character" w:customStyle="1" w:styleId="UnresolvedMention1">
+    <w:name w:val="Unresolved Mention1"/>
     <w:basedOn w:val="DefaultParagraphFont"/>
     <w:uiPriority w:val="99"/>
     <w:semiHidden/>
@@ -4495,17 +4608,10 @@
     <w:tblPr>
       <w:tblStyleRowBandSize w:val="1"/>
       <w:tblStyleColBandSize w:val="1"/>
-      <w:tblInd w:w="0" w:type="dxa"/>
       <w:tblBorders>
         <w:top w:val="single" w:sz="4" w:space="0" w:color="4BACC6" w:themeColor="accent5"/>
         <w:bottom w:val="single" w:sz="4" w:space="0" w:color="4BACC6" w:themeColor="accent5"/>
       </w:tblBorders>
-      <w:tblCellMar>
-        <w:top w:w="0" w:type="dxa"/>
-        <w:left w:w="108" w:type="dxa"/>
-        <w:bottom w:w="0" w:type="dxa"/>
-        <w:right w:w="108" w:type="dxa"/>
-      </w:tblCellMar>
     </w:tblPr>
     <w:tblStylePr w:type="firstRow">
       <w:rPr>
@@ -4555,6 +4661,18 @@
         <w:shd w:val="clear" w:color="auto" w:fill="DAEEF3" w:themeFill="accent5" w:themeFillTint="33"/>
       </w:tcPr>
     </w:tblStylePr>
+  </w:style>
+  <w:style w:type="character" w:styleId="UnresolvedMention">
+    <w:name w:val="Unresolved Mention"/>
+    <w:basedOn w:val="DefaultParagraphFont"/>
+    <w:uiPriority w:val="99"/>
+    <w:semiHidden/>
+    <w:unhideWhenUsed/>
+    <w:rsid w:val="00AC05DA"/>
+    <w:rPr>
+      <w:color w:val="605E5C"/>
+      <w:shd w:val="clear" w:color="auto" w:fill="E1DFDD"/>
+    </w:rPr>
   </w:style>
 </w:styles>
 </file>

--- a/public/templates/hotel_voucher_tpl.docx
+++ b/public/templates/hotel_voucher_tpl.docx
@@ -1966,45 +1966,12 @@
       </w:tblGrid>
       <w:tr>
         <w:trPr>
-          <w:trHeight w:hRule="exact" w:val="257"/>
+          <w:trHeight w:hRule="atLeast" w:val="257"/>
         </w:trPr>
         <w:tc>
           <w:tcPr>
             <w:tcW w:w="7020" w:type="dxa"/>
           </w:tcPr>
-          <w:p>
-            <w:pPr>
-              <w:pStyle w:val="NoSpacing"/>
-              <w:rPr>
-                <w:rFonts w:ascii="Ubuntu Condensed" w:hAnsi="Ubuntu Condensed"/>
-                <w:bCs/>
-                <w:sz w:val="20"/>
-                <w:szCs w:val="20"/>
-              </w:rPr>
-            </w:pPr>
-          </w:p>
-          <w:p>
-            <w:pPr>
-              <w:pStyle w:val="NoSpacing"/>
-              <w:rPr>
-                <w:rFonts w:ascii="Ubuntu Condensed" w:hAnsi="Ubuntu Condensed"/>
-                <w:bCs/>
-                <w:sz w:val="20"/>
-                <w:szCs w:val="20"/>
-              </w:rPr>
-            </w:pPr>
-          </w:p>
-          <w:p>
-            <w:pPr>
-              <w:pStyle w:val="NoSpacing"/>
-              <w:rPr>
-                <w:rFonts w:ascii="Ubuntu Condensed" w:hAnsi="Ubuntu Condensed"/>
-                <w:bCs/>
-                <w:sz w:val="20"/>
-                <w:szCs w:val="20"/>
-              </w:rPr>
-            </w:pPr>
-          </w:p>
           <w:p>
             <w:pPr>
               <w:pStyle w:val="NoSpacing"/>
@@ -2022,87 +1989,8 @@
                 <w:sz w:val="20"/>
                 <w:szCs w:val="20"/>
               </w:rPr>
-              <w:t>Room No 1</w:t>
+              <w:t xml:space="preserve">{room_note}</w:t>
             </w:r>
-            <w:r>
-              <w:rPr>
-                <w:rFonts w:ascii="Ubuntu Condensed" w:hAnsi="Ubuntu Condensed"/>
-                <w:bCs/>
-                <w:sz w:val="20"/>
-                <w:szCs w:val="20"/>
-              </w:rPr>
-              <w:tab/>
-              <w:t xml:space="preserve">         </w:t>
-            </w:r>
-            <w:proofErr w:type="gramStart"/>
-            <w:r>
-              <w:rPr>
-                <w:rFonts w:ascii="Ubuntu Condensed" w:hAnsi="Ubuntu Condensed"/>
-                <w:bCs/>
-                <w:sz w:val="20"/>
-                <w:szCs w:val="20"/>
-              </w:rPr>
-              <w:t xml:space="preserve">  :</w:t>
-            </w:r>
-            <w:proofErr w:type="gramEnd"/>
-            <w:r>
-              <w:rPr>
-                <w:rFonts w:ascii="Ubuntu Condensed" w:hAnsi="Ubuntu Condensed"/>
-                <w:bCs/>
-                <w:sz w:val="20"/>
-                <w:szCs w:val="20"/>
-              </w:rPr>
-              <w:t xml:space="preserve">   </w:t>
-            </w:r>
-            <w:proofErr w:type="gramStart"/>
-            <w:r>
-              <w:rPr>
-                <w:rFonts w:ascii="Ubuntu Condensed" w:hAnsi="Ubuntu Condensed"/>
-                <w:bCs/>
-                <w:sz w:val="20"/>
-                <w:szCs w:val="20"/>
-              </w:rPr>
-              <w:t>TWIN</w:t>
-            </w:r>
-            <w:r>
-              <w:rPr>
-                <w:rFonts w:ascii="Ubuntu Condensed" w:hAnsi="Ubuntu Condensed"/>
-                <w:bCs/>
-                <w:sz w:val="20"/>
-                <w:szCs w:val="20"/>
-              </w:rPr>
-              <w:t xml:space="preserve">  Room</w:t>
-            </w:r>
-            <w:proofErr w:type="gramEnd"/>
-            <w:r>
-              <w:rPr>
-                <w:rFonts w:ascii="Ubuntu Condensed" w:hAnsi="Ubuntu Condensed"/>
-                <w:bCs/>
-                <w:sz w:val="20"/>
-                <w:szCs w:val="20"/>
-              </w:rPr>
-              <w:t xml:space="preserve">  Based on </w:t>
-            </w:r>
-            <w:r>
-              <w:rPr>
-                <w:rFonts w:ascii="Ubuntu Condensed" w:hAnsi="Ubuntu Condensed"/>
-                <w:bCs/>
-                <w:sz w:val="20"/>
-                <w:szCs w:val="20"/>
-              </w:rPr>
-              <w:t>soft all inclusive.</w:t>
-            </w:r>
-          </w:p>
-          <w:p>
-            <w:pPr>
-              <w:pStyle w:val="NoSpacing"/>
-              <w:rPr>
-                <w:rFonts w:ascii="Ubuntu Condensed" w:hAnsi="Ubuntu Condensed"/>
-                <w:bCs/>
-                <w:sz w:val="20"/>
-                <w:szCs w:val="20"/>
-              </w:rPr>
-            </w:pPr>
           </w:p>
         </w:tc>
       </w:tr>
